--- a/DaoVanDa_23021515_BaoCao_BaiTap_Bai2_KiemThuDongDieuKhien.docx
+++ b/DaoVanDa_23021515_BaoCao_BaiTap_Bai2_KiemThuDongDieuKhien.docx
@@ -1772,12 +1772,6 @@
         <w:gridCol w:w="717"/>
       </w:tblGrid>
       <w:tr>
-        <w:tblPrEx>
-          <w:tblCellMar>
-            <w:top w:w="0" w:type="dxa"/>
-            <w:bottom w:w="0" w:type="dxa"/>
-          </w:tblCellMar>
-        </w:tblPrEx>
         <w:tc>
           <w:tcPr>
             <w:tcW w:w="600" w:type="dxa"/>
@@ -1918,12 +1912,6 @@
         </w:tc>
       </w:tr>
       <w:tr>
-        <w:tblPrEx>
-          <w:tblCellMar>
-            <w:top w:w="0" w:type="dxa"/>
-            <w:bottom w:w="0" w:type="dxa"/>
-          </w:tblCellMar>
-        </w:tblPrEx>
         <w:tc>
           <w:tcPr>
             <w:tcW w:w="600" w:type="dxa"/>
@@ -2050,12 +2038,6 @@
         </w:tc>
       </w:tr>
       <w:tr>
-        <w:tblPrEx>
-          <w:tblCellMar>
-            <w:top w:w="0" w:type="dxa"/>
-            <w:bottom w:w="0" w:type="dxa"/>
-          </w:tblCellMar>
-        </w:tblPrEx>
         <w:tc>
           <w:tcPr>
             <w:tcW w:w="600" w:type="dxa"/>
@@ -2190,12 +2172,6 @@
         </w:tc>
       </w:tr>
       <w:tr>
-        <w:tblPrEx>
-          <w:tblCellMar>
-            <w:top w:w="0" w:type="dxa"/>
-            <w:bottom w:w="0" w:type="dxa"/>
-          </w:tblCellMar>
-        </w:tblPrEx>
         <w:tc>
           <w:tcPr>
             <w:tcW w:w="600" w:type="dxa"/>
@@ -2331,12 +2307,6 @@
         </w:tc>
       </w:tr>
       <w:tr>
-        <w:tblPrEx>
-          <w:tblCellMar>
-            <w:top w:w="0" w:type="dxa"/>
-            <w:bottom w:w="0" w:type="dxa"/>
-          </w:tblCellMar>
-        </w:tblPrEx>
         <w:tc>
           <w:tcPr>
             <w:tcW w:w="600" w:type="dxa"/>
@@ -2471,12 +2441,6 @@
         </w:tc>
       </w:tr>
       <w:tr>
-        <w:tblPrEx>
-          <w:tblCellMar>
-            <w:top w:w="0" w:type="dxa"/>
-            <w:bottom w:w="0" w:type="dxa"/>
-          </w:tblCellMar>
-        </w:tblPrEx>
         <w:tc>
           <w:tcPr>
             <w:tcW w:w="600" w:type="dxa"/>
@@ -2611,12 +2575,6 @@
         </w:tc>
       </w:tr>
       <w:tr>
-        <w:tblPrEx>
-          <w:tblCellMar>
-            <w:top w:w="0" w:type="dxa"/>
-            <w:bottom w:w="0" w:type="dxa"/>
-          </w:tblCellMar>
-        </w:tblPrEx>
         <w:tc>
           <w:tcPr>
             <w:tcW w:w="600" w:type="dxa"/>
@@ -2838,12 +2796,6 @@
         <w:gridCol w:w="812"/>
       </w:tblGrid>
       <w:tr>
-        <w:tblPrEx>
-          <w:tblCellMar>
-            <w:top w:w="0" w:type="dxa"/>
-            <w:bottom w:w="0" w:type="dxa"/>
-          </w:tblCellMar>
-        </w:tblPrEx>
         <w:tc>
           <w:tcPr>
             <w:tcW w:w="600" w:type="dxa"/>
@@ -2984,12 +2936,6 @@
         </w:tc>
       </w:tr>
       <w:tr>
-        <w:tblPrEx>
-          <w:tblCellMar>
-            <w:top w:w="0" w:type="dxa"/>
-            <w:bottom w:w="0" w:type="dxa"/>
-          </w:tblCellMar>
-        </w:tblPrEx>
         <w:tc>
           <w:tcPr>
             <w:tcW w:w="600" w:type="dxa"/>
@@ -3132,12 +3078,6 @@
         </w:tc>
       </w:tr>
       <w:tr>
-        <w:tblPrEx>
-          <w:tblCellMar>
-            <w:top w:w="0" w:type="dxa"/>
-            <w:bottom w:w="0" w:type="dxa"/>
-          </w:tblCellMar>
-        </w:tblPrEx>
         <w:tc>
           <w:tcPr>
             <w:tcW w:w="600" w:type="dxa"/>
@@ -3280,12 +3220,6 @@
         </w:tc>
       </w:tr>
       <w:tr>
-        <w:tblPrEx>
-          <w:tblCellMar>
-            <w:top w:w="0" w:type="dxa"/>
-            <w:bottom w:w="0" w:type="dxa"/>
-          </w:tblCellMar>
-        </w:tblPrEx>
         <w:tc>
           <w:tcPr>
             <w:tcW w:w="600" w:type="dxa"/>
@@ -3412,12 +3346,6 @@
         </w:tc>
       </w:tr>
       <w:tr>
-        <w:tblPrEx>
-          <w:tblCellMar>
-            <w:top w:w="0" w:type="dxa"/>
-            <w:bottom w:w="0" w:type="dxa"/>
-          </w:tblCellMar>
-        </w:tblPrEx>
         <w:tc>
           <w:tcPr>
             <w:tcW w:w="600" w:type="dxa"/>
@@ -3544,12 +3472,6 @@
         </w:tc>
       </w:tr>
       <w:tr>
-        <w:tblPrEx>
-          <w:tblCellMar>
-            <w:top w:w="0" w:type="dxa"/>
-            <w:bottom w:w="0" w:type="dxa"/>
-          </w:tblCellMar>
-        </w:tblPrEx>
         <w:tc>
           <w:tcPr>
             <w:tcW w:w="600" w:type="dxa"/>
@@ -3676,12 +3598,6 @@
         </w:tc>
       </w:tr>
       <w:tr>
-        <w:tblPrEx>
-          <w:tblCellMar>
-            <w:top w:w="0" w:type="dxa"/>
-            <w:bottom w:w="0" w:type="dxa"/>
-          </w:tblCellMar>
-        </w:tblPrEx>
         <w:tc>
           <w:tcPr>
             <w:tcW w:w="600" w:type="dxa"/>
@@ -3808,12 +3724,6 @@
         </w:tc>
       </w:tr>
       <w:tr>
-        <w:tblPrEx>
-          <w:tblCellMar>
-            <w:top w:w="0" w:type="dxa"/>
-            <w:bottom w:w="0" w:type="dxa"/>
-          </w:tblCellMar>
-        </w:tblPrEx>
         <w:tc>
           <w:tcPr>
             <w:tcW w:w="600" w:type="dxa"/>
@@ -4507,12 +4417,6 @@
         <w:gridCol w:w="776"/>
       </w:tblGrid>
       <w:tr>
-        <w:tblPrEx>
-          <w:tblCellMar>
-            <w:top w:w="0" w:type="dxa"/>
-            <w:bottom w:w="0" w:type="dxa"/>
-          </w:tblCellMar>
-        </w:tblPrEx>
         <w:tc>
           <w:tcPr>
             <w:tcW w:w="600" w:type="dxa"/>
@@ -4653,12 +4557,6 @@
         </w:tc>
       </w:tr>
       <w:tr>
-        <w:tblPrEx>
-          <w:tblCellMar>
-            <w:top w:w="0" w:type="dxa"/>
-            <w:bottom w:w="0" w:type="dxa"/>
-          </w:tblCellMar>
-        </w:tblPrEx>
         <w:tc>
           <w:tcPr>
             <w:tcW w:w="600" w:type="dxa"/>
@@ -4817,12 +4715,6 @@
         </w:tc>
       </w:tr>
       <w:tr>
-        <w:tblPrEx>
-          <w:tblCellMar>
-            <w:top w:w="0" w:type="dxa"/>
-            <w:bottom w:w="0" w:type="dxa"/>
-          </w:tblCellMar>
-        </w:tblPrEx>
         <w:tc>
           <w:tcPr>
             <w:tcW w:w="600" w:type="dxa"/>
@@ -5068,12 +4960,6 @@
         <w:gridCol w:w="1434"/>
       </w:tblGrid>
       <w:tr>
-        <w:tblPrEx>
-          <w:tblCellMar>
-            <w:top w:w="0" w:type="dxa"/>
-            <w:bottom w:w="0" w:type="dxa"/>
-          </w:tblCellMar>
-        </w:tblPrEx>
         <w:tc>
           <w:tcPr>
             <w:tcW w:w="600" w:type="dxa"/>
@@ -5214,12 +5100,6 @@
         </w:tc>
       </w:tr>
       <w:tr>
-        <w:tblPrEx>
-          <w:tblCellMar>
-            <w:top w:w="0" w:type="dxa"/>
-            <w:bottom w:w="0" w:type="dxa"/>
-          </w:tblCellMar>
-        </w:tblPrEx>
         <w:tc>
           <w:tcPr>
             <w:tcW w:w="600" w:type="dxa"/>
@@ -5370,12 +5250,6 @@
         </w:tc>
       </w:tr>
       <w:tr>
-        <w:tblPrEx>
-          <w:tblCellMar>
-            <w:top w:w="0" w:type="dxa"/>
-            <w:bottom w:w="0" w:type="dxa"/>
-          </w:tblCellMar>
-        </w:tblPrEx>
         <w:tc>
           <w:tcPr>
             <w:tcW w:w="600" w:type="dxa"/>
@@ -5586,12 +5460,6 @@
         <w:gridCol w:w="2373"/>
       </w:tblGrid>
       <w:tr>
-        <w:tblPrEx>
-          <w:tblCellMar>
-            <w:top w:w="0" w:type="dxa"/>
-            <w:bottom w:w="0" w:type="dxa"/>
-          </w:tblCellMar>
-        </w:tblPrEx>
         <w:tc>
           <w:tcPr>
             <w:tcW w:w="600" w:type="dxa"/>
@@ -5735,12 +5603,6 @@
         </w:tc>
       </w:tr>
       <w:tr>
-        <w:tblPrEx>
-          <w:tblCellMar>
-            <w:top w:w="0" w:type="dxa"/>
-            <w:bottom w:w="0" w:type="dxa"/>
-          </w:tblCellMar>
-        </w:tblPrEx>
         <w:tc>
           <w:tcPr>
             <w:tcW w:w="600" w:type="dxa"/>
@@ -5875,12 +5737,6 @@
         </w:tc>
       </w:tr>
       <w:tr>
-        <w:tblPrEx>
-          <w:tblCellMar>
-            <w:top w:w="0" w:type="dxa"/>
-            <w:bottom w:w="0" w:type="dxa"/>
-          </w:tblCellMar>
-        </w:tblPrEx>
         <w:tc>
           <w:tcPr>
             <w:tcW w:w="600" w:type="dxa"/>
@@ -6015,12 +5871,6 @@
         </w:tc>
       </w:tr>
       <w:tr>
-        <w:tblPrEx>
-          <w:tblCellMar>
-            <w:top w:w="0" w:type="dxa"/>
-            <w:bottom w:w="0" w:type="dxa"/>
-          </w:tblCellMar>
-        </w:tblPrEx>
         <w:tc>
           <w:tcPr>
             <w:tcW w:w="600" w:type="dxa"/>
@@ -6155,12 +6005,6 @@
         </w:tc>
       </w:tr>
       <w:tr>
-        <w:tblPrEx>
-          <w:tblCellMar>
-            <w:top w:w="0" w:type="dxa"/>
-            <w:bottom w:w="0" w:type="dxa"/>
-          </w:tblCellMar>
-        </w:tblPrEx>
         <w:tc>
           <w:tcPr>
             <w:tcW w:w="600" w:type="dxa"/>
@@ -6295,12 +6139,6 @@
         </w:tc>
       </w:tr>
       <w:tr>
-        <w:tblPrEx>
-          <w:tblCellMar>
-            <w:top w:w="0" w:type="dxa"/>
-            <w:bottom w:w="0" w:type="dxa"/>
-          </w:tblCellMar>
-        </w:tblPrEx>
         <w:tc>
           <w:tcPr>
             <w:tcW w:w="600" w:type="dxa"/>
@@ -6435,12 +6273,6 @@
         </w:tc>
       </w:tr>
       <w:tr>
-        <w:tblPrEx>
-          <w:tblCellMar>
-            <w:top w:w="0" w:type="dxa"/>
-            <w:bottom w:w="0" w:type="dxa"/>
-          </w:tblCellMar>
-        </w:tblPrEx>
         <w:tc>
           <w:tcPr>
             <w:tcW w:w="600" w:type="dxa"/>
@@ -7421,12 +7253,6 @@
         <w:gridCol w:w="1995"/>
       </w:tblGrid>
       <w:tr>
-        <w:tblPrEx>
-          <w:tblCellMar>
-            <w:top w:w="0" w:type="dxa"/>
-            <w:bottom w:w="0" w:type="dxa"/>
-          </w:tblCellMar>
-        </w:tblPrEx>
         <w:tc>
           <w:tcPr>
             <w:tcW w:w="600" w:type="dxa"/>
@@ -7567,12 +7393,6 @@
         </w:tc>
       </w:tr>
       <w:tr>
-        <w:tblPrEx>
-          <w:tblCellMar>
-            <w:top w:w="0" w:type="dxa"/>
-            <w:bottom w:w="0" w:type="dxa"/>
-          </w:tblCellMar>
-        </w:tblPrEx>
         <w:tc>
           <w:tcPr>
             <w:tcW w:w="600" w:type="dxa"/>
@@ -7699,12 +7519,6 @@
         </w:tc>
       </w:tr>
       <w:tr>
-        <w:tblPrEx>
-          <w:tblCellMar>
-            <w:top w:w="0" w:type="dxa"/>
-            <w:bottom w:w="0" w:type="dxa"/>
-          </w:tblCellMar>
-        </w:tblPrEx>
         <w:tc>
           <w:tcPr>
             <w:tcW w:w="600" w:type="dxa"/>
@@ -7831,12 +7645,6 @@
         </w:tc>
       </w:tr>
       <w:tr>
-        <w:tblPrEx>
-          <w:tblCellMar>
-            <w:top w:w="0" w:type="dxa"/>
-            <w:bottom w:w="0" w:type="dxa"/>
-          </w:tblCellMar>
-        </w:tblPrEx>
         <w:tc>
           <w:tcPr>
             <w:tcW w:w="600" w:type="dxa"/>
@@ -7963,12 +7771,6 @@
         </w:tc>
       </w:tr>
       <w:tr>
-        <w:tblPrEx>
-          <w:tblCellMar>
-            <w:top w:w="0" w:type="dxa"/>
-            <w:bottom w:w="0" w:type="dxa"/>
-          </w:tblCellMar>
-        </w:tblPrEx>
         <w:tc>
           <w:tcPr>
             <w:tcW w:w="600" w:type="dxa"/>
@@ -8161,12 +7963,6 @@
         <w:gridCol w:w="2426"/>
       </w:tblGrid>
       <w:tr>
-        <w:tblPrEx>
-          <w:tblCellMar>
-            <w:top w:w="0" w:type="dxa"/>
-            <w:bottom w:w="0" w:type="dxa"/>
-          </w:tblCellMar>
-        </w:tblPrEx>
         <w:tc>
           <w:tcPr>
             <w:tcW w:w="1800" w:type="dxa"/>
@@ -8313,12 +8109,6 @@
         </w:tc>
       </w:tr>
       <w:tr>
-        <w:tblPrEx>
-          <w:tblCellMar>
-            <w:top w:w="0" w:type="dxa"/>
-            <w:bottom w:w="0" w:type="dxa"/>
-          </w:tblCellMar>
-        </w:tblPrEx>
         <w:tc>
           <w:tcPr>
             <w:tcW w:w="1800" w:type="dxa"/>
@@ -8445,12 +8235,6 @@
         </w:tc>
       </w:tr>
       <w:tr>
-        <w:tblPrEx>
-          <w:tblCellMar>
-            <w:top w:w="0" w:type="dxa"/>
-            <w:bottom w:w="0" w:type="dxa"/>
-          </w:tblCellMar>
-        </w:tblPrEx>
         <w:tc>
           <w:tcPr>
             <w:tcW w:w="1800" w:type="dxa"/>
@@ -8577,12 +8361,6 @@
         </w:tc>
       </w:tr>
       <w:tr>
-        <w:tblPrEx>
-          <w:tblCellMar>
-            <w:top w:w="0" w:type="dxa"/>
-            <w:bottom w:w="0" w:type="dxa"/>
-          </w:tblCellMar>
-        </w:tblPrEx>
         <w:tc>
           <w:tcPr>
             <w:tcW w:w="1800" w:type="dxa"/>
@@ -8709,12 +8487,6 @@
         </w:tc>
       </w:tr>
       <w:tr>
-        <w:tblPrEx>
-          <w:tblCellMar>
-            <w:top w:w="0" w:type="dxa"/>
-            <w:bottom w:w="0" w:type="dxa"/>
-          </w:tblCellMar>
-        </w:tblPrEx>
         <w:tc>
           <w:tcPr>
             <w:tcW w:w="1800" w:type="dxa"/>
@@ -8841,12 +8613,6 @@
         </w:tc>
       </w:tr>
       <w:tr>
-        <w:tblPrEx>
-          <w:tblCellMar>
-            <w:top w:w="0" w:type="dxa"/>
-            <w:bottom w:w="0" w:type="dxa"/>
-          </w:tblCellMar>
-        </w:tblPrEx>
         <w:tc>
           <w:tcPr>
             <w:tcW w:w="1800" w:type="dxa"/>
@@ -8973,12 +8739,6 @@
         </w:tc>
       </w:tr>
       <w:tr>
-        <w:tblPrEx>
-          <w:tblCellMar>
-            <w:top w:w="0" w:type="dxa"/>
-            <w:bottom w:w="0" w:type="dxa"/>
-          </w:tblCellMar>
-        </w:tblPrEx>
         <w:tc>
           <w:tcPr>
             <w:tcW w:w="1800" w:type="dxa"/>
